--- a/assets/Brundavanam_P_ATS_Resume.docx
+++ b/assets/Brundavanam_P_ATS_Resume.docx
@@ -85,7 +85,18 @@
           <w:sz w:val="40"/>
           <w:szCs w:val="40"/>
         </w:rPr>
-        <w:t>BRUNDAVANAM P.</w:t>
+        <w:t xml:space="preserve">Ms. </w:t>
+      </w:r>
+      <w:r>
+        <w:rPr>
+          <w:rFonts w:ascii="Calibri" w:eastAsia="Calibri" w:hAnsi="Calibri" w:cs="Calibri"/>
+          <w:b/>
+          <w:bCs/>
+          <w:color w:val="1A1A1A"/>
+          <w:sz w:val="40"/>
+          <w:szCs w:val="40"/>
+        </w:rPr>
+        <w:t>BRUNDAVANAM P</w:t>
       </w:r>
     </w:p>
     <w:p>
@@ -106,28 +117,7 @@
           <w:sz w:val="21"/>
           <w:szCs w:val="21"/>
         </w:rPr>
-        <w:t xml:space="preserve">Ph.D. Research Scholar — Department of English | Contemporary </w:t>
-      </w:r>
-    </w:p>
-    <w:p>
-      <w:pPr>
-        <w:spacing w:after="100"/>
-        <w:jc w:val="center"/>
-        <w:rPr>
-          <w:rFonts w:ascii="Calibri" w:eastAsia="Calibri" w:hAnsi="Calibri" w:cs="Calibri"/>
-          <w:color w:val="444444"/>
-          <w:sz w:val="21"/>
-          <w:szCs w:val="21"/>
-        </w:rPr>
-      </w:pPr>
-      <w:r>
-        <w:rPr>
-          <w:rFonts w:ascii="Calibri" w:eastAsia="Calibri" w:hAnsi="Calibri" w:cs="Calibri"/>
-          <w:color w:val="444444"/>
-          <w:sz w:val="21"/>
-          <w:szCs w:val="21"/>
-        </w:rPr>
-        <w:t>Korean Literature &amp; Digital Storytelling</w:t>
+        <w:t xml:space="preserve">Ph.D. Research Scholar — Department of English </w:t>
       </w:r>
     </w:p>
     <w:p>
@@ -312,16 +302,63 @@
     </w:p>
     <w:p>
       <w:pPr>
-        <w:spacing w:after="100"/>
-      </w:pPr>
-      <w:r>
-        <w:rPr>
-          <w:rFonts w:ascii="Calibri" w:eastAsia="Calibri" w:hAnsi="Calibri" w:cs="Calibri"/>
-          <w:color w:val="222222"/>
-          <w:sz w:val="21"/>
-          <w:szCs w:val="21"/>
-        </w:rPr>
-        <w:t>Ph.D. Research Scholar in the Department of English at Vel Tech Rangarajan Dr. Sagunthala R&amp;D Institute of Science and Technology, specializing in Contemporary Korean Literature, Digital Storytelling, and Webtoons. Research focuses on the intersection of traditional narrative ethics and Hallyu Pop aesthetics using Transmedia Storytelling Theory. Author of 6 publications spanning journal articles, book chapters, and conference presentations, plus one filed patent and one published poetry collection. Combines academic research with 1.5 years of classroom teaching experience in English Literature and language training.</w:t>
+        <w:pBdr>
+          <w:bottom w:val="single" w:sz="8" w:space="2" w:color="1A1A1A"/>
+        </w:pBdr>
+        <w:spacing w:before="260" w:after="100"/>
+        <w:rPr>
+          <w:rFonts w:ascii="Calibri" w:eastAsia="Calibri" w:hAnsi="Calibri" w:cs="Calibri"/>
+          <w:color w:val="222222"/>
+          <w:sz w:val="21"/>
+          <w:szCs w:val="21"/>
+        </w:rPr>
+      </w:pPr>
+      <w:r>
+        <w:rPr>
+          <w:rFonts w:ascii="Calibri" w:eastAsia="Calibri" w:hAnsi="Calibri" w:cs="Calibri"/>
+          <w:color w:val="222222"/>
+          <w:sz w:val="21"/>
+          <w:szCs w:val="21"/>
+        </w:rPr>
+        <w:t xml:space="preserve">Ph.D. Research Scholar in English Literature with experience in teaching, academic research, and creative writing. Worked as an Assistant Professor of English and served as a Library </w:t>
+      </w:r>
+      <w:proofErr w:type="gramStart"/>
+      <w:r>
+        <w:rPr>
+          <w:rFonts w:ascii="Calibri" w:eastAsia="Calibri" w:hAnsi="Calibri" w:cs="Calibri"/>
+          <w:color w:val="222222"/>
+          <w:sz w:val="21"/>
+          <w:szCs w:val="21"/>
+        </w:rPr>
+        <w:t>Coordinator</w:t>
+      </w:r>
+      <w:r>
+        <w:rPr>
+          <w:rFonts w:ascii="Calibri" w:eastAsia="Calibri" w:hAnsi="Calibri" w:cs="Calibri"/>
+          <w:color w:val="222222"/>
+          <w:sz w:val="21"/>
+          <w:szCs w:val="21"/>
+        </w:rPr>
+        <w:t xml:space="preserve"> </w:t>
+      </w:r>
+      <w:r>
+        <w:rPr>
+          <w:rFonts w:ascii="Calibri" w:eastAsia="Calibri" w:hAnsi="Calibri" w:cs="Calibri"/>
+          <w:color w:val="222222"/>
+          <w:sz w:val="21"/>
+          <w:szCs w:val="21"/>
+        </w:rPr>
+        <w:t>,</w:t>
+      </w:r>
+      <w:proofErr w:type="gramEnd"/>
+      <w:r>
+        <w:rPr>
+          <w:rFonts w:ascii="Calibri" w:eastAsia="Calibri" w:hAnsi="Calibri" w:cs="Calibri"/>
+          <w:color w:val="222222"/>
+          <w:sz w:val="21"/>
+          <w:szCs w:val="21"/>
+        </w:rPr>
+        <w:t xml:space="preserve"> contributing to academic and institutional activities. Experienced in teaching literature and language-related subjects, research, student engagement, and academic coordination. Interested in contemporary literature, digital storytelling, Korean webtoons, and emerging literary forms. A passionate researcher, writer, and poet with strong communication, analytical, and creative skills.</w:t>
       </w:r>
     </w:p>
     <w:p>
@@ -340,23 +377,142 @@
           <w:sz w:val="22"/>
           <w:szCs w:val="22"/>
         </w:rPr>
-        <w:t>RESEARCH FOCUS</w:t>
-      </w:r>
-    </w:p>
-    <w:p>
-      <w:pPr>
-        <w:spacing w:after="100"/>
+        <w:t>EDUCATION</w:t>
+      </w:r>
+    </w:p>
+    <w:p>
+      <w:pPr>
+        <w:spacing w:before="140" w:after="20"/>
       </w:pPr>
       <w:r>
         <w:rPr>
           <w:rFonts w:ascii="Calibri" w:eastAsia="Calibri" w:hAnsi="Calibri" w:cs="Calibri"/>
           <w:b/>
           <w:bCs/>
-          <w:color w:val="222222"/>
-          <w:sz w:val="21"/>
-          <w:szCs w:val="21"/>
-        </w:rPr>
-        <w:t>Ph.D. Title: Webtoons as Digital Literature: Integrating Hallyu Pop Aesthetics with Traditional Narrative Ethics in Contemporary Korean Storytelling</w:t>
+          <w:color w:val="1A1A1A"/>
+          <w:sz w:val="22"/>
+          <w:szCs w:val="22"/>
+        </w:rPr>
+        <w:t xml:space="preserve">Ph.D. in English (Research Scholar) — </w:t>
+      </w:r>
+      <w:r>
+        <w:rPr>
+          <w:rFonts w:ascii="Calibri" w:eastAsia="Calibri" w:hAnsi="Calibri" w:cs="Calibri"/>
+          <w:b/>
+          <w:bCs/>
+          <w:color w:val="1A1A1A"/>
+          <w:sz w:val="22"/>
+          <w:szCs w:val="22"/>
+        </w:rPr>
+        <w:t>Pursuing</w:t>
+      </w:r>
+    </w:p>
+    <w:p>
+      <w:pPr>
+        <w:spacing w:after="60"/>
+      </w:pPr>
+      <w:r>
+        <w:rPr>
+          <w:rFonts w:ascii="Calibri" w:eastAsia="Calibri" w:hAnsi="Calibri" w:cs="Calibri"/>
+          <w:i/>
+          <w:iCs/>
+          <w:color w:val="444444"/>
+        </w:rPr>
+        <w:t>Vel Tech Rangarajan Dr. Sagunthala R&amp;D Institute of Science and Technology, Chennai, India</w:t>
+      </w:r>
+    </w:p>
+    <w:p>
+      <w:pPr>
+        <w:spacing w:after="100"/>
+      </w:pPr>
+      <w:r>
+        <w:rPr>
+          <w:rFonts w:ascii="Calibri" w:eastAsia="Calibri" w:hAnsi="Calibri" w:cs="Calibri"/>
+          <w:color w:val="222222"/>
+          <w:sz w:val="21"/>
+          <w:szCs w:val="21"/>
+        </w:rPr>
+        <w:t xml:space="preserve">Dissertation: </w:t>
+      </w:r>
+      <w:r>
+        <w:rPr>
+          <w:rFonts w:ascii="Calibri" w:eastAsia="Calibri" w:hAnsi="Calibri" w:cs="Calibri"/>
+          <w:color w:val="222222"/>
+          <w:sz w:val="21"/>
+          <w:szCs w:val="21"/>
+        </w:rPr>
+        <w:t>Korean Literature</w:t>
+      </w:r>
+    </w:p>
+    <w:p>
+      <w:pPr>
+        <w:pBdr>
+          <w:bottom w:val="single" w:sz="8" w:space="2" w:color="1A1A1A"/>
+        </w:pBdr>
+        <w:spacing w:before="260" w:after="100"/>
+      </w:pPr>
+      <w:r>
+        <w:rPr>
+          <w:rFonts w:ascii="Calibri" w:eastAsia="Calibri" w:hAnsi="Calibri" w:cs="Calibri"/>
+          <w:b/>
+          <w:bCs/>
+          <w:color w:val="1A1A1A"/>
+          <w:sz w:val="22"/>
+          <w:szCs w:val="22"/>
+        </w:rPr>
+        <w:t>WORK EXPERIENCE</w:t>
+      </w:r>
+    </w:p>
+    <w:p>
+      <w:pPr>
+        <w:tabs>
+          <w:tab w:val="right" w:pos="10080"/>
+        </w:tabs>
+        <w:spacing w:before="140" w:after="20"/>
+      </w:pPr>
+      <w:r>
+        <w:rPr>
+          <w:rFonts w:ascii="Calibri" w:eastAsia="Calibri" w:hAnsi="Calibri" w:cs="Calibri"/>
+          <w:b/>
+          <w:bCs/>
+          <w:color w:val="1A1A1A"/>
+          <w:sz w:val="22"/>
+          <w:szCs w:val="22"/>
+        </w:rPr>
+        <w:t>English Faculty</w:t>
+      </w:r>
+      <w:r>
+        <w:rPr>
+          <w:rFonts w:ascii="Calibri" w:eastAsia="Calibri" w:hAnsi="Calibri" w:cs="Calibri"/>
+          <w:i/>
+          <w:iCs/>
+          <w:color w:val="444444"/>
+        </w:rPr>
+        <w:t xml:space="preserve"> </w:t>
+      </w:r>
+      <w:r>
+        <w:rPr>
+          <w:rFonts w:ascii="Calibri" w:eastAsia="Calibri" w:hAnsi="Calibri" w:cs="Calibri"/>
+          <w:i/>
+          <w:iCs/>
+          <w:color w:val="444444"/>
+        </w:rPr>
+        <w:tab/>
+        <w:t>1.5 Years</w:t>
+      </w:r>
+    </w:p>
+    <w:p>
+      <w:pPr>
+        <w:spacing w:after="60"/>
+      </w:pPr>
+      <w:r>
+        <w:rPr>
+          <w:rFonts w:ascii="Calibri" w:eastAsia="Calibri" w:hAnsi="Calibri" w:cs="Calibri"/>
+          <w:i/>
+          <w:iCs/>
+          <w:color w:val="444444"/>
+        </w:rPr>
+        <w:t>Chellammal Women's College</w:t>
       </w:r>
     </w:p>
     <w:p>
@@ -368,25 +524,14 @@
         </w:numPr>
         <w:spacing w:after="60"/>
       </w:pPr>
-      <w:proofErr w:type="spellStart"/>
-      <w:r>
-        <w:rPr>
-          <w:rFonts w:ascii="Calibri" w:eastAsia="Calibri" w:hAnsi="Calibri" w:cs="Calibri"/>
-          <w:color w:val="222222"/>
-          <w:sz w:val="21"/>
-          <w:szCs w:val="21"/>
-        </w:rPr>
-        <w:t>Analyze</w:t>
-      </w:r>
-      <w:proofErr w:type="spellEnd"/>
-      <w:r>
-        <w:rPr>
-          <w:rFonts w:ascii="Calibri" w:eastAsia="Calibri" w:hAnsi="Calibri" w:cs="Calibri"/>
-          <w:color w:val="222222"/>
-          <w:sz w:val="21"/>
-          <w:szCs w:val="21"/>
-        </w:rPr>
-        <w:t xml:space="preserve"> the representation of betrayal, resilience, empowerment, and personal agency in selected Korean webtoons.</w:t>
+      <w:r>
+        <w:rPr>
+          <w:rFonts w:ascii="Calibri" w:eastAsia="Calibri" w:hAnsi="Calibri" w:cs="Calibri"/>
+          <w:color w:val="222222"/>
+          <w:sz w:val="21"/>
+          <w:szCs w:val="21"/>
+        </w:rPr>
+        <w:t>Delivered core English Literature coursework to undergraduate students.</w:t>
       </w:r>
     </w:p>
     <w:p>
@@ -405,7 +550,7 @@
           <w:sz w:val="21"/>
           <w:szCs w:val="21"/>
         </w:rPr>
-        <w:t>Examine how selected webtoons integrate Hallyu pop aesthetics with traditional Confucian narrative ethics in contemporary Korean storytelling.</w:t>
+        <w:t>Conducted language training and coaching seminars to strengthen student communication skills.</w:t>
       </w:r>
     </w:p>
     <w:p>
@@ -424,166 +569,7 @@
           <w:sz w:val="21"/>
           <w:szCs w:val="21"/>
         </w:rPr>
-        <w:t>Establish webtoons as an interdisciplinary form of digital literature through literary, visual, cultural, and technological analysis.</w:t>
-      </w:r>
-    </w:p>
-    <w:p>
-      <w:pPr>
-        <w:spacing w:before="100" w:after="60"/>
-      </w:pPr>
-      <w:r>
-        <w:rPr>
-          <w:rFonts w:ascii="Calibri" w:eastAsia="Calibri" w:hAnsi="Calibri" w:cs="Calibri"/>
-          <w:b/>
-          <w:bCs/>
-          <w:color w:val="222222"/>
-          <w:sz w:val="21"/>
-          <w:szCs w:val="21"/>
-        </w:rPr>
-        <w:t xml:space="preserve">Research Domains: </w:t>
-      </w:r>
-      <w:r>
-        <w:rPr>
-          <w:rFonts w:ascii="Calibri" w:eastAsia="Calibri" w:hAnsi="Calibri" w:cs="Calibri"/>
-          <w:color w:val="222222"/>
-          <w:sz w:val="21"/>
-          <w:szCs w:val="21"/>
-        </w:rPr>
-        <w:t>Contemporary Korean Literature, Digital Literature, Narrative Ethics, Digital Humanities, Hallyu Studies, Webtoons, Transmedia Storytelling</w:t>
-      </w:r>
-    </w:p>
-    <w:p>
-      <w:pPr>
-        <w:pBdr>
-          <w:bottom w:val="single" w:sz="8" w:space="2" w:color="1A1A1A"/>
-        </w:pBdr>
-        <w:spacing w:before="260" w:after="100"/>
-      </w:pPr>
-      <w:r>
-        <w:rPr>
-          <w:rFonts w:ascii="Calibri" w:eastAsia="Calibri" w:hAnsi="Calibri" w:cs="Calibri"/>
-          <w:b/>
-          <w:bCs/>
-          <w:color w:val="1A1A1A"/>
-          <w:sz w:val="22"/>
-          <w:szCs w:val="22"/>
-        </w:rPr>
-        <w:t>EDUCATION</w:t>
-      </w:r>
-    </w:p>
-    <w:p>
-      <w:pPr>
-        <w:spacing w:before="140" w:after="20"/>
-      </w:pPr>
-      <w:r>
-        <w:rPr>
-          <w:rFonts w:ascii="Calibri" w:eastAsia="Calibri" w:hAnsi="Calibri" w:cs="Calibri"/>
-          <w:b/>
-          <w:bCs/>
-          <w:color w:val="1A1A1A"/>
-          <w:sz w:val="22"/>
-          <w:szCs w:val="22"/>
-        </w:rPr>
-        <w:t>Ph.D. in English (Research Scholar) — In Progress</w:t>
-      </w:r>
-    </w:p>
-    <w:p>
-      <w:pPr>
-        <w:spacing w:after="60"/>
-      </w:pPr>
-      <w:r>
-        <w:rPr>
-          <w:rFonts w:ascii="Calibri" w:eastAsia="Calibri" w:hAnsi="Calibri" w:cs="Calibri"/>
-          <w:i/>
-          <w:iCs/>
-          <w:color w:val="444444"/>
-        </w:rPr>
-        <w:t>Vel Tech Rangarajan Dr. Sagunthala R&amp;D Institute of Science and Technology, Chennai, India</w:t>
-      </w:r>
-    </w:p>
-    <w:p>
-      <w:pPr>
-        <w:spacing w:after="100"/>
-      </w:pPr>
-      <w:r>
-        <w:rPr>
-          <w:rFonts w:ascii="Calibri" w:eastAsia="Calibri" w:hAnsi="Calibri" w:cs="Calibri"/>
-          <w:color w:val="222222"/>
-          <w:sz w:val="21"/>
-          <w:szCs w:val="21"/>
-        </w:rPr>
-        <w:t>Dissertation: Webtoons as Digital Literature — Integrating Hallyu Pop Aesthetics with Traditional Narrative Ethics in Contemporary Korean Storytelling.</w:t>
-      </w:r>
-    </w:p>
-    <w:p>
-      <w:pPr>
-        <w:pBdr>
-          <w:bottom w:val="single" w:sz="8" w:space="2" w:color="1A1A1A"/>
-        </w:pBdr>
-        <w:spacing w:before="260" w:after="100"/>
-      </w:pPr>
-      <w:r>
-        <w:rPr>
-          <w:rFonts w:ascii="Calibri" w:eastAsia="Calibri" w:hAnsi="Calibri" w:cs="Calibri"/>
-          <w:b/>
-          <w:bCs/>
-          <w:color w:val="1A1A1A"/>
-          <w:sz w:val="22"/>
-          <w:szCs w:val="22"/>
-        </w:rPr>
-        <w:t>WORK EXPERIENCE</w:t>
-      </w:r>
-    </w:p>
-    <w:p>
-      <w:pPr>
-        <w:tabs>
-          <w:tab w:val="right" w:pos="10080"/>
-        </w:tabs>
-        <w:spacing w:before="140" w:after="20"/>
-      </w:pPr>
-      <w:r>
-        <w:rPr>
-          <w:rFonts w:ascii="Calibri" w:eastAsia="Calibri" w:hAnsi="Calibri" w:cs="Calibri"/>
-          <w:b/>
-          <w:bCs/>
-          <w:color w:val="1A1A1A"/>
-          <w:sz w:val="22"/>
-          <w:szCs w:val="22"/>
-        </w:rPr>
-        <w:t>English Faculty</w:t>
-      </w:r>
-      <w:r>
-        <w:rPr>
-          <w:rFonts w:ascii="Calibri" w:eastAsia="Calibri" w:hAnsi="Calibri" w:cs="Calibri"/>
-          <w:i/>
-          <w:iCs/>
-          <w:color w:val="444444"/>
-        </w:rPr>
-        <w:t xml:space="preserve"> </w:t>
-      </w:r>
-      <w:r>
-        <w:rPr>
-          <w:rFonts w:ascii="Calibri" w:eastAsia="Calibri" w:hAnsi="Calibri" w:cs="Calibri"/>
-          <w:i/>
-          <w:iCs/>
-          <w:color w:val="444444"/>
-        </w:rPr>
-        <w:tab/>
-        <w:t>1.5 Years</w:t>
-      </w:r>
-    </w:p>
-    <w:p>
-      <w:pPr>
-        <w:spacing w:after="60"/>
-      </w:pPr>
-      <w:r>
-        <w:rPr>
-          <w:rFonts w:ascii="Calibri" w:eastAsia="Calibri" w:hAnsi="Calibri" w:cs="Calibri"/>
-          <w:i/>
-          <w:iCs/>
-          <w:color w:val="444444"/>
-        </w:rPr>
-        <w:t>Chellammal Women's College</w:t>
+        <w:t>Mentored students in university literary activities and academic guidance initiatives.</w:t>
       </w:r>
     </w:p>
     <w:p>
@@ -602,7 +588,659 @@
           <w:sz w:val="21"/>
           <w:szCs w:val="21"/>
         </w:rPr>
-        <w:t>Delivered core English Literature coursework to undergraduate students.</w:t>
+        <w:t>Organized and supported literary activities fostering student engagement with literature.</w:t>
+      </w:r>
+    </w:p>
+    <w:p>
+      <w:pPr>
+        <w:pBdr>
+          <w:bottom w:val="single" w:sz="8" w:space="2" w:color="1A1A1A"/>
+        </w:pBdr>
+        <w:spacing w:before="260" w:after="100"/>
+      </w:pPr>
+      <w:r>
+        <w:rPr>
+          <w:rFonts w:ascii="Calibri" w:eastAsia="Calibri" w:hAnsi="Calibri" w:cs="Calibri"/>
+          <w:b/>
+          <w:bCs/>
+          <w:color w:val="1A1A1A"/>
+          <w:sz w:val="22"/>
+          <w:szCs w:val="22"/>
+        </w:rPr>
+        <w:t>PUBLICATIONS</w:t>
+      </w:r>
+    </w:p>
+    <w:p>
+      <w:pPr>
+        <w:tabs>
+          <w:tab w:val="right" w:pos="10080"/>
+        </w:tabs>
+        <w:spacing w:before="140" w:after="20"/>
+      </w:pPr>
+      <w:r>
+        <w:rPr>
+          <w:rFonts w:ascii="Calibri" w:eastAsia="Calibri" w:hAnsi="Calibri" w:cs="Calibri"/>
+          <w:b/>
+          <w:bCs/>
+          <w:color w:val="1A1A1A"/>
+          <w:sz w:val="22"/>
+          <w:szCs w:val="22"/>
+        </w:rPr>
+        <w:t>From Victim to Victor: A Chick Literature Reading of the Female Protagonist in Marry My Husband</w:t>
+      </w:r>
+      <w:r>
+        <w:rPr>
+          <w:rFonts w:ascii="Calibri" w:eastAsia="Calibri" w:hAnsi="Calibri" w:cs="Calibri"/>
+          <w:i/>
+          <w:iCs/>
+          <w:color w:val="444444"/>
+        </w:rPr>
+        <w:t xml:space="preserve"> </w:t>
+      </w:r>
+      <w:r>
+        <w:rPr>
+          <w:rFonts w:ascii="Calibri" w:eastAsia="Calibri" w:hAnsi="Calibri" w:cs="Calibri"/>
+          <w:i/>
+          <w:iCs/>
+          <w:color w:val="444444"/>
+        </w:rPr>
+        <w:tab/>
+        <w:t>December 2025</w:t>
+      </w:r>
+    </w:p>
+    <w:p>
+      <w:pPr>
+        <w:spacing w:after="60"/>
+      </w:pPr>
+      <w:r>
+        <w:rPr>
+          <w:rFonts w:ascii="Calibri" w:eastAsia="Calibri" w:hAnsi="Calibri" w:cs="Calibri"/>
+          <w:i/>
+          <w:iCs/>
+          <w:color w:val="444444"/>
+        </w:rPr>
+        <w:t>Journal Article — English Axis</w:t>
+      </w:r>
+    </w:p>
+    <w:p>
+      <w:pPr>
+        <w:spacing w:after="100"/>
+      </w:pPr>
+      <w:r>
+        <w:rPr>
+          <w:rFonts w:ascii="Calibri" w:eastAsia="Calibri" w:hAnsi="Calibri" w:cs="Calibri"/>
+          <w:color w:val="222222"/>
+          <w:sz w:val="21"/>
+          <w:szCs w:val="21"/>
+        </w:rPr>
+        <w:t>Academic analysis of female agency, revenge-</w:t>
+      </w:r>
+      <w:proofErr w:type="spellStart"/>
+      <w:r>
+        <w:rPr>
+          <w:rFonts w:ascii="Calibri" w:eastAsia="Calibri" w:hAnsi="Calibri" w:cs="Calibri"/>
+          <w:color w:val="222222"/>
+          <w:sz w:val="21"/>
+          <w:szCs w:val="21"/>
+        </w:rPr>
+        <w:t>centered</w:t>
+      </w:r>
+      <w:proofErr w:type="spellEnd"/>
+      <w:r>
+        <w:rPr>
+          <w:rFonts w:ascii="Calibri" w:eastAsia="Calibri" w:hAnsi="Calibri" w:cs="Calibri"/>
+          <w:color w:val="222222"/>
+          <w:sz w:val="21"/>
+          <w:szCs w:val="21"/>
+        </w:rPr>
+        <w:t xml:space="preserve"> narratives, and empowerment structures in contemporary Korean chick literature.</w:t>
+      </w:r>
+    </w:p>
+    <w:p>
+      <w:pPr>
+        <w:tabs>
+          <w:tab w:val="right" w:pos="10080"/>
+        </w:tabs>
+        <w:spacing w:before="140" w:after="20"/>
+      </w:pPr>
+      <w:r>
+        <w:rPr>
+          <w:rFonts w:ascii="Calibri" w:eastAsia="Calibri" w:hAnsi="Calibri" w:cs="Calibri"/>
+          <w:b/>
+          <w:bCs/>
+          <w:color w:val="1A1A1A"/>
+          <w:sz w:val="22"/>
+          <w:szCs w:val="22"/>
+        </w:rPr>
+        <w:t>Digital Magic: Reimagining Fate through Artificial Intelligence and Fantasy in Korean Webtoon</w:t>
+      </w:r>
+      <w:r>
+        <w:rPr>
+          <w:rFonts w:ascii="Calibri" w:eastAsia="Calibri" w:hAnsi="Calibri" w:cs="Calibri"/>
+          <w:i/>
+          <w:iCs/>
+          <w:color w:val="444444"/>
+        </w:rPr>
+        <w:t xml:space="preserve"> </w:t>
+      </w:r>
+      <w:r>
+        <w:rPr>
+          <w:rFonts w:ascii="Calibri" w:eastAsia="Calibri" w:hAnsi="Calibri" w:cs="Calibri"/>
+          <w:i/>
+          <w:iCs/>
+          <w:color w:val="444444"/>
+        </w:rPr>
+        <w:tab/>
+        <w:t>December 2025</w:t>
+      </w:r>
+    </w:p>
+    <w:p>
+      <w:pPr>
+        <w:spacing w:after="60"/>
+      </w:pPr>
+      <w:r>
+        <w:rPr>
+          <w:rFonts w:ascii="Calibri" w:eastAsia="Calibri" w:hAnsi="Calibri" w:cs="Calibri"/>
+          <w:i/>
+          <w:iCs/>
+          <w:color w:val="444444"/>
+        </w:rPr>
+        <w:t xml:space="preserve">Journal Article — </w:t>
+      </w:r>
+      <w:r>
+        <w:rPr>
+          <w:rFonts w:ascii="Calibri" w:eastAsia="Calibri" w:hAnsi="Calibri" w:cs="Calibri"/>
+          <w:i/>
+          <w:iCs/>
+          <w:color w:val="444444"/>
+        </w:rPr>
+        <w:t>Conference paper</w:t>
+      </w:r>
+    </w:p>
+    <w:p>
+      <w:pPr>
+        <w:spacing w:after="100"/>
+      </w:pPr>
+      <w:r>
+        <w:rPr>
+          <w:rFonts w:ascii="Calibri" w:eastAsia="Calibri" w:hAnsi="Calibri" w:cs="Calibri"/>
+          <w:color w:val="222222"/>
+          <w:sz w:val="21"/>
+          <w:szCs w:val="21"/>
+        </w:rPr>
+        <w:t>Study evaluating the fusion of magical realism, reincarnation systems, and generative technology in digital scroll narratives.</w:t>
+      </w:r>
+    </w:p>
+    <w:p>
+      <w:pPr>
+        <w:spacing w:before="140" w:after="20"/>
+      </w:pPr>
+      <w:r>
+        <w:rPr>
+          <w:rFonts w:ascii="Calibri" w:eastAsia="Calibri" w:hAnsi="Calibri" w:cs="Calibri"/>
+          <w:b/>
+          <w:bCs/>
+          <w:color w:val="1A1A1A"/>
+          <w:sz w:val="22"/>
+          <w:szCs w:val="22"/>
+        </w:rPr>
+        <w:t>Webtoon as Contemporary Literature: Adaptation and Cultural Revival in Marry My Husband</w:t>
+      </w:r>
+    </w:p>
+    <w:p>
+      <w:pPr>
+        <w:spacing w:after="60"/>
+      </w:pPr>
+      <w:r>
+        <w:rPr>
+          <w:rFonts w:ascii="Calibri" w:eastAsia="Calibri" w:hAnsi="Calibri" w:cs="Calibri"/>
+          <w:i/>
+          <w:iCs/>
+          <w:color w:val="444444"/>
+        </w:rPr>
+        <w:t>Book Chapter</w:t>
+      </w:r>
+    </w:p>
+    <w:p>
+      <w:pPr>
+        <w:spacing w:after="100"/>
+      </w:pPr>
+      <w:r>
+        <w:rPr>
+          <w:rFonts w:ascii="Calibri" w:eastAsia="Calibri" w:hAnsi="Calibri" w:cs="Calibri"/>
+          <w:color w:val="222222"/>
+          <w:sz w:val="21"/>
+          <w:szCs w:val="21"/>
+        </w:rPr>
+        <w:t>Examines webtoons as catalysts for cultural revival and literary adaptation, using the serialization of Marry My Husband as a primary text.</w:t>
+      </w:r>
+    </w:p>
+    <w:p>
+      <w:pPr>
+        <w:tabs>
+          <w:tab w:val="right" w:pos="10080"/>
+        </w:tabs>
+        <w:spacing w:before="140" w:after="20"/>
+      </w:pPr>
+      <w:r>
+        <w:rPr>
+          <w:rFonts w:ascii="Calibri" w:eastAsia="Calibri" w:hAnsi="Calibri" w:cs="Calibri"/>
+          <w:b/>
+          <w:bCs/>
+          <w:color w:val="1A1A1A"/>
+          <w:sz w:val="22"/>
+          <w:szCs w:val="22"/>
+        </w:rPr>
+        <w:t>AI Perfection and the Mask of Beauty: Psychological Effects of Digital Perfectionism in True Beauty</w:t>
+      </w:r>
+      <w:r>
+        <w:rPr>
+          <w:rFonts w:ascii="Calibri" w:eastAsia="Calibri" w:hAnsi="Calibri" w:cs="Calibri"/>
+          <w:i/>
+          <w:iCs/>
+          <w:color w:val="444444"/>
+        </w:rPr>
+        <w:t xml:space="preserve"> </w:t>
+      </w:r>
+      <w:r>
+        <w:rPr>
+          <w:rFonts w:ascii="Calibri" w:eastAsia="Calibri" w:hAnsi="Calibri" w:cs="Calibri"/>
+          <w:i/>
+          <w:iCs/>
+          <w:color w:val="444444"/>
+        </w:rPr>
+        <w:tab/>
+        <w:t>24 Jan 2026</w:t>
+      </w:r>
+    </w:p>
+    <w:p>
+      <w:pPr>
+        <w:spacing w:after="60"/>
+      </w:pPr>
+      <w:r>
+        <w:rPr>
+          <w:rFonts w:ascii="Calibri" w:eastAsia="Calibri" w:hAnsi="Calibri" w:cs="Calibri"/>
+          <w:i/>
+          <w:iCs/>
+          <w:color w:val="444444"/>
+        </w:rPr>
+        <w:t>Conference Paper</w:t>
+      </w:r>
+    </w:p>
+    <w:p>
+      <w:pPr>
+        <w:spacing w:after="100"/>
+      </w:pPr>
+      <w:r>
+        <w:rPr>
+          <w:rFonts w:ascii="Calibri" w:eastAsia="Calibri" w:hAnsi="Calibri" w:cs="Calibri"/>
+          <w:color w:val="222222"/>
+          <w:sz w:val="21"/>
+          <w:szCs w:val="21"/>
+        </w:rPr>
+        <w:t>Investigates virtual facial customization, cosmetic validation dynamics, and perfectionism in webtoon rendering mechanics.</w:t>
+      </w:r>
+    </w:p>
+    <w:p>
+      <w:pPr>
+        <w:pBdr>
+          <w:bottom w:val="single" w:sz="8" w:space="2" w:color="1A1A1A"/>
+        </w:pBdr>
+        <w:spacing w:before="260" w:after="100"/>
+      </w:pPr>
+      <w:r>
+        <w:rPr>
+          <w:rFonts w:ascii="Calibri" w:eastAsia="Calibri" w:hAnsi="Calibri" w:cs="Calibri"/>
+          <w:b/>
+          <w:bCs/>
+          <w:color w:val="1A1A1A"/>
+          <w:sz w:val="22"/>
+          <w:szCs w:val="22"/>
+        </w:rPr>
+        <w:lastRenderedPageBreak/>
+        <w:t>CONFERENCES &amp; ACADEMIC PRESENTATIONS</w:t>
+      </w:r>
+    </w:p>
+    <w:p>
+      <w:pPr>
+        <w:tabs>
+          <w:tab w:val="right" w:pos="10080"/>
+        </w:tabs>
+        <w:spacing w:before="140" w:after="20"/>
+      </w:pPr>
+      <w:r>
+        <w:rPr>
+          <w:rFonts w:ascii="Calibri" w:eastAsia="Calibri" w:hAnsi="Calibri" w:cs="Calibri"/>
+          <w:b/>
+          <w:bCs/>
+          <w:color w:val="1A1A1A"/>
+          <w:sz w:val="22"/>
+          <w:szCs w:val="22"/>
+        </w:rPr>
+        <w:t>AI Perfection and the Mask of Beauty: Psychological Effects of Digital Perfectionism in True Beauty</w:t>
+      </w:r>
+      <w:r>
+        <w:rPr>
+          <w:rFonts w:ascii="Calibri" w:eastAsia="Calibri" w:hAnsi="Calibri" w:cs="Calibri"/>
+          <w:i/>
+          <w:iCs/>
+          <w:color w:val="444444"/>
+        </w:rPr>
+        <w:t xml:space="preserve"> </w:t>
+      </w:r>
+      <w:r>
+        <w:rPr>
+          <w:rFonts w:ascii="Calibri" w:eastAsia="Calibri" w:hAnsi="Calibri" w:cs="Calibri"/>
+          <w:i/>
+          <w:iCs/>
+          <w:color w:val="444444"/>
+        </w:rPr>
+        <w:tab/>
+        <w:t>24 Jan 2026</w:t>
+      </w:r>
+    </w:p>
+    <w:p>
+      <w:pPr>
+        <w:spacing w:after="60"/>
+        <w:rPr>
+          <w:rFonts w:ascii="Calibri" w:eastAsia="Calibri" w:hAnsi="Calibri" w:cs="Calibri"/>
+          <w:i/>
+          <w:iCs/>
+          <w:color w:val="444444"/>
+        </w:rPr>
+      </w:pPr>
+      <w:r>
+        <w:rPr>
+          <w:rFonts w:ascii="Calibri" w:eastAsia="Calibri" w:hAnsi="Calibri" w:cs="Calibri"/>
+          <w:i/>
+          <w:iCs/>
+          <w:color w:val="444444"/>
+        </w:rPr>
+        <w:t>Conference Presentation</w:t>
+      </w:r>
+    </w:p>
+    <w:p>
+      <w:pPr>
+        <w:tabs>
+          <w:tab w:val="right" w:pos="10080"/>
+        </w:tabs>
+        <w:spacing w:before="140" w:after="20"/>
+      </w:pPr>
+      <w:r>
+        <w:rPr>
+          <w:rFonts w:ascii="Calibri" w:eastAsia="Calibri" w:hAnsi="Calibri" w:cs="Calibri"/>
+          <w:b/>
+          <w:bCs/>
+          <w:color w:val="1A1A1A"/>
+          <w:sz w:val="22"/>
+          <w:szCs w:val="22"/>
+        </w:rPr>
+        <w:t>Digital Magic: Reimagining Fate through Artificial Intelligence and Fantasy in Korean Webtoon</w:t>
+      </w:r>
+      <w:r>
+        <w:rPr>
+          <w:rFonts w:ascii="Calibri" w:eastAsia="Calibri" w:hAnsi="Calibri" w:cs="Calibri"/>
+          <w:i/>
+          <w:iCs/>
+          <w:color w:val="444444"/>
+        </w:rPr>
+        <w:t xml:space="preserve"> </w:t>
+      </w:r>
+      <w:r>
+        <w:rPr>
+          <w:rFonts w:ascii="Calibri" w:eastAsia="Calibri" w:hAnsi="Calibri" w:cs="Calibri"/>
+          <w:i/>
+          <w:iCs/>
+          <w:color w:val="444444"/>
+        </w:rPr>
+        <w:tab/>
+        <w:t>December 2025</w:t>
+      </w:r>
+    </w:p>
+    <w:p>
+      <w:pPr>
+        <w:spacing w:after="60"/>
+      </w:pPr>
+      <w:r>
+        <w:rPr>
+          <w:rFonts w:ascii="Calibri" w:eastAsia="Calibri" w:hAnsi="Calibri" w:cs="Calibri"/>
+          <w:i/>
+          <w:iCs/>
+          <w:color w:val="444444"/>
+        </w:rPr>
+        <w:t>Journal Article — Conference paper</w:t>
+      </w:r>
+    </w:p>
+    <w:p>
+      <w:pPr>
+        <w:pBdr>
+          <w:bottom w:val="single" w:sz="8" w:space="2" w:color="1A1A1A"/>
+        </w:pBdr>
+        <w:spacing w:before="260" w:after="100"/>
+      </w:pPr>
+      <w:r>
+        <w:rPr>
+          <w:rFonts w:ascii="Calibri" w:eastAsia="Calibri" w:hAnsi="Calibri" w:cs="Calibri"/>
+          <w:b/>
+          <w:bCs/>
+          <w:color w:val="1A1A1A"/>
+          <w:sz w:val="22"/>
+          <w:szCs w:val="22"/>
+        </w:rPr>
+        <w:t>PATENTS</w:t>
+      </w:r>
+    </w:p>
+    <w:p>
+      <w:pPr>
+        <w:tabs>
+          <w:tab w:val="right" w:pos="10080"/>
+        </w:tabs>
+        <w:spacing w:before="140" w:after="20"/>
+      </w:pPr>
+      <w:r>
+        <w:rPr>
+          <w:rFonts w:ascii="Calibri" w:eastAsia="Calibri" w:hAnsi="Calibri" w:cs="Calibri"/>
+          <w:b/>
+          <w:bCs/>
+          <w:color w:val="1A1A1A"/>
+          <w:sz w:val="22"/>
+          <w:szCs w:val="22"/>
+        </w:rPr>
+        <w:t>Webtoon Relaxation Theory</w:t>
+      </w:r>
+      <w:r>
+        <w:rPr>
+          <w:rFonts w:ascii="Calibri" w:eastAsia="Calibri" w:hAnsi="Calibri" w:cs="Calibri"/>
+          <w:i/>
+          <w:iCs/>
+          <w:color w:val="444444"/>
+        </w:rPr>
+        <w:t xml:space="preserve"> </w:t>
+      </w:r>
+      <w:r>
+        <w:rPr>
+          <w:rFonts w:ascii="Calibri" w:eastAsia="Calibri" w:hAnsi="Calibri" w:cs="Calibri"/>
+          <w:i/>
+          <w:iCs/>
+          <w:color w:val="444444"/>
+        </w:rPr>
+        <w:tab/>
+        <w:t>Filed</w:t>
+      </w:r>
+    </w:p>
+    <w:p>
+      <w:pPr>
+        <w:spacing w:after="100"/>
+      </w:pPr>
+      <w:r>
+        <w:rPr>
+          <w:rFonts w:ascii="Calibri" w:eastAsia="Calibri" w:hAnsi="Calibri" w:cs="Calibri"/>
+          <w:color w:val="222222"/>
+          <w:sz w:val="21"/>
+          <w:szCs w:val="21"/>
+        </w:rPr>
+        <w:t>Patent study on digital media consumption relaxation theory, mapping cognitive breaks during vertical scrolling cycles. e-Stamp Patent Agent Form-26 Authorisation Certificate filed in connection with academic research scholar proceedings.</w:t>
+      </w:r>
+    </w:p>
+    <w:p>
+      <w:pPr>
+        <w:pBdr>
+          <w:bottom w:val="single" w:sz="8" w:space="2" w:color="1A1A1A"/>
+        </w:pBdr>
+        <w:spacing w:before="260" w:after="100"/>
+      </w:pPr>
+      <w:r>
+        <w:rPr>
+          <w:rFonts w:ascii="Calibri" w:eastAsia="Calibri" w:hAnsi="Calibri" w:cs="Calibri"/>
+          <w:b/>
+          <w:bCs/>
+          <w:color w:val="1A1A1A"/>
+          <w:sz w:val="22"/>
+          <w:szCs w:val="22"/>
+        </w:rPr>
+        <w:t>CREATIVE WRITING &amp; PUBLICATIONS (BOOKS)</w:t>
+      </w:r>
+    </w:p>
+    <w:p>
+      <w:pPr>
+        <w:tabs>
+          <w:tab w:val="right" w:pos="10080"/>
+        </w:tabs>
+        <w:spacing w:before="140" w:after="20"/>
+      </w:pPr>
+      <w:r>
+        <w:rPr>
+          <w:rFonts w:ascii="Calibri" w:eastAsia="Calibri" w:hAnsi="Calibri" w:cs="Calibri"/>
+          <w:b/>
+          <w:bCs/>
+          <w:color w:val="1A1A1A"/>
+          <w:sz w:val="22"/>
+          <w:szCs w:val="22"/>
+        </w:rPr>
+        <w:t>Whispers Between — Poetry Collection</w:t>
+      </w:r>
+      <w:r>
+        <w:rPr>
+          <w:rFonts w:ascii="Calibri" w:eastAsia="Calibri" w:hAnsi="Calibri" w:cs="Calibri"/>
+          <w:i/>
+          <w:iCs/>
+          <w:color w:val="444444"/>
+        </w:rPr>
+        <w:t xml:space="preserve"> </w:t>
+      </w:r>
+      <w:r>
+        <w:rPr>
+          <w:rFonts w:ascii="Calibri" w:eastAsia="Calibri" w:hAnsi="Calibri" w:cs="Calibri"/>
+          <w:i/>
+          <w:iCs/>
+          <w:color w:val="444444"/>
+        </w:rPr>
+        <w:tab/>
+        <w:t>Published</w:t>
+      </w:r>
+    </w:p>
+    <w:p>
+      <w:pPr>
+        <w:spacing w:after="100"/>
+      </w:pPr>
+      <w:r>
+        <w:rPr>
+          <w:rFonts w:ascii="Calibri" w:eastAsia="Calibri" w:hAnsi="Calibri" w:cs="Calibri"/>
+          <w:color w:val="222222"/>
+          <w:sz w:val="21"/>
+          <w:szCs w:val="21"/>
+        </w:rPr>
+        <w:t>A collection of poems exploring resilience, love, longing, healing, and self-discovery. Available on Amazon Kindle.</w:t>
+      </w:r>
+    </w:p>
+    <w:p>
+      <w:pPr>
+        <w:tabs>
+          <w:tab w:val="right" w:pos="10080"/>
+        </w:tabs>
+        <w:spacing w:before="140" w:after="20"/>
+      </w:pPr>
+      <w:r>
+        <w:rPr>
+          <w:rFonts w:ascii="Calibri" w:eastAsia="Calibri" w:hAnsi="Calibri" w:cs="Calibri"/>
+          <w:b/>
+          <w:bCs/>
+          <w:color w:val="1A1A1A"/>
+          <w:sz w:val="22"/>
+          <w:szCs w:val="22"/>
+        </w:rPr>
+        <w:t>Short Story</w:t>
+      </w:r>
+      <w:r>
+        <w:rPr>
+          <w:rFonts w:ascii="Calibri" w:eastAsia="Calibri" w:hAnsi="Calibri" w:cs="Calibri"/>
+          <w:i/>
+          <w:iCs/>
+          <w:color w:val="444444"/>
+        </w:rPr>
+        <w:t xml:space="preserve"> </w:t>
+      </w:r>
+      <w:r>
+        <w:rPr>
+          <w:rFonts w:ascii="Calibri" w:eastAsia="Calibri" w:hAnsi="Calibri" w:cs="Calibri"/>
+          <w:i/>
+          <w:iCs/>
+          <w:color w:val="444444"/>
+        </w:rPr>
+        <w:tab/>
+      </w:r>
+      <w:proofErr w:type="gramStart"/>
+      <w:r>
+        <w:rPr>
+          <w:rFonts w:ascii="Calibri" w:eastAsia="Calibri" w:hAnsi="Calibri" w:cs="Calibri"/>
+          <w:i/>
+          <w:iCs/>
+          <w:color w:val="444444"/>
+        </w:rPr>
+        <w:t>In</w:t>
+      </w:r>
+      <w:proofErr w:type="gramEnd"/>
+      <w:r>
+        <w:rPr>
+          <w:rFonts w:ascii="Calibri" w:eastAsia="Calibri" w:hAnsi="Calibri" w:cs="Calibri"/>
+          <w:i/>
+          <w:iCs/>
+          <w:color w:val="444444"/>
+        </w:rPr>
+        <w:t xml:space="preserve"> Progress</w:t>
+      </w:r>
+    </w:p>
+    <w:p>
+      <w:pPr>
+        <w:spacing w:after="100"/>
+      </w:pPr>
+      <w:r>
+        <w:rPr>
+          <w:rFonts w:ascii="Calibri" w:eastAsia="Calibri" w:hAnsi="Calibri" w:cs="Calibri"/>
+          <w:color w:val="222222"/>
+          <w:sz w:val="21"/>
+          <w:szCs w:val="21"/>
+        </w:rPr>
+        <w:t>A reflective short story exploring choices, uncertainty, courage, resilience, and personal transformation.</w:t>
+      </w:r>
+    </w:p>
+    <w:p>
+      <w:pPr>
+        <w:pBdr>
+          <w:bottom w:val="single" w:sz="8" w:space="2" w:color="1A1A1A"/>
+        </w:pBdr>
+        <w:spacing w:before="260" w:after="100"/>
+      </w:pPr>
+      <w:r>
+        <w:rPr>
+          <w:rFonts w:ascii="Calibri" w:eastAsia="Calibri" w:hAnsi="Calibri" w:cs="Calibri"/>
+          <w:b/>
+          <w:bCs/>
+          <w:color w:val="1A1A1A"/>
+          <w:sz w:val="22"/>
+          <w:szCs w:val="22"/>
+        </w:rPr>
+        <w:t>CORE SKILLS &amp; AREAS OF EXPERTISE</w:t>
       </w:r>
     </w:p>
     <w:p>
@@ -621,7 +1259,7 @@
           <w:sz w:val="21"/>
           <w:szCs w:val="21"/>
         </w:rPr>
-        <w:t>Conducted language training and coaching seminars to strengthen student communication skills.</w:t>
+        <w:t>Academic Writing: Journal Articles, Book Chapters, Conference Papers, Peer Review</w:t>
       </w:r>
     </w:p>
     <w:p>
@@ -640,7 +1278,7 @@
           <w:sz w:val="21"/>
           <w:szCs w:val="21"/>
         </w:rPr>
-        <w:t>Mentored students in university literary activities and academic guidance initiatives.</w:t>
+        <w:t>Teaching &amp; Mentoring: English Literature Instruction, Language Training, Student Mentoring, Curriculum Delivery</w:t>
       </w:r>
     </w:p>
     <w:p>
@@ -659,800 +1297,7 @@
           <w:sz w:val="21"/>
           <w:szCs w:val="21"/>
         </w:rPr>
-        <w:t>Organized and supported literary activities fostering student engagement with literature.</w:t>
-      </w:r>
-    </w:p>
-    <w:p>
-      <w:pPr>
-        <w:pBdr>
-          <w:bottom w:val="single" w:sz="8" w:space="2" w:color="1A1A1A"/>
-        </w:pBdr>
-        <w:spacing w:before="260" w:after="100"/>
-      </w:pPr>
-      <w:r>
-        <w:rPr>
-          <w:rFonts w:ascii="Calibri" w:eastAsia="Calibri" w:hAnsi="Calibri" w:cs="Calibri"/>
-          <w:b/>
-          <w:bCs/>
-          <w:color w:val="1A1A1A"/>
-          <w:sz w:val="22"/>
-          <w:szCs w:val="22"/>
-        </w:rPr>
-        <w:t>PUBLICATIONS</w:t>
-      </w:r>
-    </w:p>
-    <w:p>
-      <w:pPr>
-        <w:tabs>
-          <w:tab w:val="right" w:pos="10080"/>
-        </w:tabs>
-        <w:spacing w:before="140" w:after="20"/>
-      </w:pPr>
-      <w:r>
-        <w:rPr>
-          <w:rFonts w:ascii="Calibri" w:eastAsia="Calibri" w:hAnsi="Calibri" w:cs="Calibri"/>
-          <w:b/>
-          <w:bCs/>
-          <w:color w:val="1A1A1A"/>
-          <w:sz w:val="22"/>
-          <w:szCs w:val="22"/>
-        </w:rPr>
-        <w:t>From Victim to Victor: A Chick Literature Reading of the Female Protagonist in Marry My Husband</w:t>
-      </w:r>
-      <w:r>
-        <w:rPr>
-          <w:rFonts w:ascii="Calibri" w:eastAsia="Calibri" w:hAnsi="Calibri" w:cs="Calibri"/>
-          <w:i/>
-          <w:iCs/>
-          <w:color w:val="444444"/>
-        </w:rPr>
-        <w:t xml:space="preserve"> </w:t>
-      </w:r>
-      <w:r>
-        <w:rPr>
-          <w:rFonts w:ascii="Calibri" w:eastAsia="Calibri" w:hAnsi="Calibri" w:cs="Calibri"/>
-          <w:i/>
-          <w:iCs/>
-          <w:color w:val="444444"/>
-        </w:rPr>
-        <w:tab/>
-        <w:t>December 2025</w:t>
-      </w:r>
-    </w:p>
-    <w:p>
-      <w:pPr>
-        <w:spacing w:after="60"/>
-      </w:pPr>
-      <w:r>
-        <w:rPr>
-          <w:rFonts w:ascii="Calibri" w:eastAsia="Calibri" w:hAnsi="Calibri" w:cs="Calibri"/>
-          <w:i/>
-          <w:iCs/>
-          <w:color w:val="444444"/>
-        </w:rPr>
-        <w:t>Journal Article — English Axis</w:t>
-      </w:r>
-    </w:p>
-    <w:p>
-      <w:pPr>
-        <w:spacing w:after="100"/>
-      </w:pPr>
-      <w:r>
-        <w:rPr>
-          <w:rFonts w:ascii="Calibri" w:eastAsia="Calibri" w:hAnsi="Calibri" w:cs="Calibri"/>
-          <w:color w:val="222222"/>
-          <w:sz w:val="21"/>
-          <w:szCs w:val="21"/>
-        </w:rPr>
-        <w:lastRenderedPageBreak/>
-        <w:t>Academic analysis of female agency, revenge-</w:t>
-      </w:r>
-      <w:proofErr w:type="spellStart"/>
-      <w:r>
-        <w:rPr>
-          <w:rFonts w:ascii="Calibri" w:eastAsia="Calibri" w:hAnsi="Calibri" w:cs="Calibri"/>
-          <w:color w:val="222222"/>
-          <w:sz w:val="21"/>
-          <w:szCs w:val="21"/>
-        </w:rPr>
-        <w:t>centered</w:t>
-      </w:r>
-      <w:proofErr w:type="spellEnd"/>
-      <w:r>
-        <w:rPr>
-          <w:rFonts w:ascii="Calibri" w:eastAsia="Calibri" w:hAnsi="Calibri" w:cs="Calibri"/>
-          <w:color w:val="222222"/>
-          <w:sz w:val="21"/>
-          <w:szCs w:val="21"/>
-        </w:rPr>
-        <w:t xml:space="preserve"> narratives, and empowerment structures in contemporary Korean chick literature.</w:t>
-      </w:r>
-    </w:p>
-    <w:p>
-      <w:pPr>
-        <w:tabs>
-          <w:tab w:val="right" w:pos="10080"/>
-        </w:tabs>
-        <w:spacing w:before="140" w:after="20"/>
-      </w:pPr>
-      <w:r>
-        <w:rPr>
-          <w:rFonts w:ascii="Calibri" w:eastAsia="Calibri" w:hAnsi="Calibri" w:cs="Calibri"/>
-          <w:b/>
-          <w:bCs/>
-          <w:color w:val="1A1A1A"/>
-          <w:sz w:val="22"/>
-          <w:szCs w:val="22"/>
-        </w:rPr>
-        <w:t>Digital Magic: Reimagining Fate through Artificial Intelligence and Fantasy in Korean Webtoon</w:t>
-      </w:r>
-      <w:r>
-        <w:rPr>
-          <w:rFonts w:ascii="Calibri" w:eastAsia="Calibri" w:hAnsi="Calibri" w:cs="Calibri"/>
-          <w:i/>
-          <w:iCs/>
-          <w:color w:val="444444"/>
-        </w:rPr>
-        <w:t xml:space="preserve"> </w:t>
-      </w:r>
-      <w:r>
-        <w:rPr>
-          <w:rFonts w:ascii="Calibri" w:eastAsia="Calibri" w:hAnsi="Calibri" w:cs="Calibri"/>
-          <w:i/>
-          <w:iCs/>
-          <w:color w:val="444444"/>
-        </w:rPr>
-        <w:tab/>
-        <w:t>December 2025</w:t>
-      </w:r>
-    </w:p>
-    <w:p>
-      <w:pPr>
-        <w:spacing w:after="60"/>
-      </w:pPr>
-      <w:r>
-        <w:rPr>
-          <w:rFonts w:ascii="Calibri" w:eastAsia="Calibri" w:hAnsi="Calibri" w:cs="Calibri"/>
-          <w:i/>
-          <w:iCs/>
-          <w:color w:val="444444"/>
-        </w:rPr>
-        <w:t>Journal Article — Bodhi International Journal</w:t>
-      </w:r>
-    </w:p>
-    <w:p>
-      <w:pPr>
-        <w:spacing w:after="100"/>
-      </w:pPr>
-      <w:r>
-        <w:rPr>
-          <w:rFonts w:ascii="Calibri" w:eastAsia="Calibri" w:hAnsi="Calibri" w:cs="Calibri"/>
-          <w:color w:val="222222"/>
-          <w:sz w:val="21"/>
-          <w:szCs w:val="21"/>
-        </w:rPr>
-        <w:t>Study evaluating the fusion of magical realism, reincarnation systems, and generative technology in digital scroll narratives.</w:t>
-      </w:r>
-    </w:p>
-    <w:p>
-      <w:pPr>
-        <w:spacing w:before="140" w:after="20"/>
-      </w:pPr>
-      <w:r>
-        <w:rPr>
-          <w:rFonts w:ascii="Calibri" w:eastAsia="Calibri" w:hAnsi="Calibri" w:cs="Calibri"/>
-          <w:b/>
-          <w:bCs/>
-          <w:color w:val="1A1A1A"/>
-          <w:sz w:val="22"/>
-          <w:szCs w:val="22"/>
-        </w:rPr>
-        <w:t>Webtoon as Contemporary Literature: Adaptation and Cultural Revival in Marry My Husband</w:t>
-      </w:r>
-    </w:p>
-    <w:p>
-      <w:pPr>
-        <w:spacing w:after="60"/>
-      </w:pPr>
-      <w:r>
-        <w:rPr>
-          <w:rFonts w:ascii="Calibri" w:eastAsia="Calibri" w:hAnsi="Calibri" w:cs="Calibri"/>
-          <w:i/>
-          <w:iCs/>
-          <w:color w:val="444444"/>
-        </w:rPr>
-        <w:t>Book Chapter</w:t>
-      </w:r>
-    </w:p>
-    <w:p>
-      <w:pPr>
-        <w:spacing w:after="100"/>
-      </w:pPr>
-      <w:r>
-        <w:rPr>
-          <w:rFonts w:ascii="Calibri" w:eastAsia="Calibri" w:hAnsi="Calibri" w:cs="Calibri"/>
-          <w:color w:val="222222"/>
-          <w:sz w:val="21"/>
-          <w:szCs w:val="21"/>
-        </w:rPr>
-        <w:t>Examines webtoons as catalysts for cultural revival and literary adaptation, using the serialization of Marry My Husband as a primary text.</w:t>
-      </w:r>
-    </w:p>
-    <w:p>
-      <w:pPr>
-        <w:tabs>
-          <w:tab w:val="right" w:pos="10080"/>
-        </w:tabs>
-        <w:spacing w:before="140" w:after="20"/>
-      </w:pPr>
-      <w:r>
-        <w:rPr>
-          <w:rFonts w:ascii="Calibri" w:eastAsia="Calibri" w:hAnsi="Calibri" w:cs="Calibri"/>
-          <w:b/>
-          <w:bCs/>
-          <w:color w:val="1A1A1A"/>
-          <w:sz w:val="22"/>
-          <w:szCs w:val="22"/>
-        </w:rPr>
-        <w:t>AI Perfection and the Mask of Beauty: Psychological Effects of Digital Perfectionism in True Beauty</w:t>
-      </w:r>
-      <w:r>
-        <w:rPr>
-          <w:rFonts w:ascii="Calibri" w:eastAsia="Calibri" w:hAnsi="Calibri" w:cs="Calibri"/>
-          <w:i/>
-          <w:iCs/>
-          <w:color w:val="444444"/>
-        </w:rPr>
-        <w:t xml:space="preserve"> </w:t>
-      </w:r>
-      <w:r>
-        <w:rPr>
-          <w:rFonts w:ascii="Calibri" w:eastAsia="Calibri" w:hAnsi="Calibri" w:cs="Calibri"/>
-          <w:i/>
-          <w:iCs/>
-          <w:color w:val="444444"/>
-        </w:rPr>
-        <w:tab/>
-        <w:t>24 Jan 2026</w:t>
-      </w:r>
-    </w:p>
-    <w:p>
-      <w:pPr>
-        <w:spacing w:after="60"/>
-      </w:pPr>
-      <w:r>
-        <w:rPr>
-          <w:rFonts w:ascii="Calibri" w:eastAsia="Calibri" w:hAnsi="Calibri" w:cs="Calibri"/>
-          <w:i/>
-          <w:iCs/>
-          <w:color w:val="444444"/>
-        </w:rPr>
-        <w:t>Conference Paper</w:t>
-      </w:r>
-    </w:p>
-    <w:p>
-      <w:pPr>
-        <w:spacing w:after="100"/>
-      </w:pPr>
-      <w:r>
-        <w:rPr>
-          <w:rFonts w:ascii="Calibri" w:eastAsia="Calibri" w:hAnsi="Calibri" w:cs="Calibri"/>
-          <w:color w:val="222222"/>
-          <w:sz w:val="21"/>
-          <w:szCs w:val="21"/>
-        </w:rPr>
-        <w:t>Investigates virtual facial customization, cosmetic validation dynamics, and perfectionism in webtoon rendering mechanics.</w:t>
-      </w:r>
-    </w:p>
-    <w:p>
-      <w:pPr>
-        <w:pBdr>
-          <w:bottom w:val="single" w:sz="8" w:space="2" w:color="1A1A1A"/>
-        </w:pBdr>
-        <w:spacing w:before="260" w:after="100"/>
-      </w:pPr>
-      <w:r>
-        <w:rPr>
-          <w:rFonts w:ascii="Calibri" w:eastAsia="Calibri" w:hAnsi="Calibri" w:cs="Calibri"/>
-          <w:b/>
-          <w:bCs/>
-          <w:color w:val="1A1A1A"/>
-          <w:sz w:val="22"/>
-          <w:szCs w:val="22"/>
-        </w:rPr>
-        <w:t>CONFERENCES &amp; ACADEMIC PRESENTATIONS</w:t>
-      </w:r>
-    </w:p>
-    <w:p>
-      <w:pPr>
-        <w:tabs>
-          <w:tab w:val="right" w:pos="10080"/>
-        </w:tabs>
-        <w:spacing w:before="140" w:after="20"/>
-      </w:pPr>
-      <w:r>
-        <w:rPr>
-          <w:rFonts w:ascii="Calibri" w:eastAsia="Calibri" w:hAnsi="Calibri" w:cs="Calibri"/>
-          <w:b/>
-          <w:bCs/>
-          <w:color w:val="1A1A1A"/>
-          <w:sz w:val="22"/>
-          <w:szCs w:val="22"/>
-        </w:rPr>
-        <w:t>AI Perfection and the Mask of Beauty: Psychological Effects of Digital Perfectionism in True Beauty</w:t>
-      </w:r>
-      <w:r>
-        <w:rPr>
-          <w:rFonts w:ascii="Calibri" w:eastAsia="Calibri" w:hAnsi="Calibri" w:cs="Calibri"/>
-          <w:i/>
-          <w:iCs/>
-          <w:color w:val="444444"/>
-        </w:rPr>
-        <w:t xml:space="preserve"> </w:t>
-      </w:r>
-      <w:r>
-        <w:rPr>
-          <w:rFonts w:ascii="Calibri" w:eastAsia="Calibri" w:hAnsi="Calibri" w:cs="Calibri"/>
-          <w:i/>
-          <w:iCs/>
-          <w:color w:val="444444"/>
-        </w:rPr>
-        <w:tab/>
-        <w:t>24 Jan 2026</w:t>
-      </w:r>
-    </w:p>
-    <w:p>
-      <w:pPr>
-        <w:spacing w:after="60"/>
-      </w:pPr>
-      <w:r>
-        <w:rPr>
-          <w:rFonts w:ascii="Calibri" w:eastAsia="Calibri" w:hAnsi="Calibri" w:cs="Calibri"/>
-          <w:i/>
-          <w:iCs/>
-          <w:color w:val="444444"/>
-        </w:rPr>
-        <w:t>Conference Presentation</w:t>
-      </w:r>
-    </w:p>
-    <w:p>
-      <w:pPr>
-        <w:tabs>
-          <w:tab w:val="right" w:pos="10080"/>
-        </w:tabs>
-        <w:spacing w:before="140" w:after="20"/>
-      </w:pPr>
-      <w:r>
-        <w:rPr>
-          <w:rFonts w:ascii="Calibri" w:eastAsia="Calibri" w:hAnsi="Calibri" w:cs="Calibri"/>
-          <w:b/>
-          <w:bCs/>
-          <w:color w:val="1A1A1A"/>
-          <w:sz w:val="22"/>
-          <w:szCs w:val="22"/>
-        </w:rPr>
-        <w:t>From Victim to Victor: A Chick Literature Reading of the Female Protagonist in Marry My Husband</w:t>
-      </w:r>
-      <w:r>
-        <w:rPr>
-          <w:rFonts w:ascii="Calibri" w:eastAsia="Calibri" w:hAnsi="Calibri" w:cs="Calibri"/>
-          <w:i/>
-          <w:iCs/>
-          <w:color w:val="444444"/>
-        </w:rPr>
-        <w:t xml:space="preserve"> </w:t>
-      </w:r>
-      <w:r>
-        <w:rPr>
-          <w:rFonts w:ascii="Calibri" w:eastAsia="Calibri" w:hAnsi="Calibri" w:cs="Calibri"/>
-          <w:i/>
-          <w:iCs/>
-          <w:color w:val="444444"/>
-        </w:rPr>
-        <w:tab/>
-        <w:t>December 2025</w:t>
-      </w:r>
-    </w:p>
-    <w:p>
-      <w:pPr>
-        <w:spacing w:after="60"/>
-      </w:pPr>
-      <w:r>
-        <w:rPr>
-          <w:rFonts w:ascii="Calibri" w:eastAsia="Calibri" w:hAnsi="Calibri" w:cs="Calibri"/>
-          <w:i/>
-          <w:iCs/>
-          <w:color w:val="444444"/>
-        </w:rPr>
-        <w:t>Conference Presentation</w:t>
-      </w:r>
-    </w:p>
-    <w:p>
-      <w:pPr>
-        <w:tabs>
-          <w:tab w:val="right" w:pos="10080"/>
-        </w:tabs>
-        <w:spacing w:before="140" w:after="20"/>
-      </w:pPr>
-      <w:r>
-        <w:rPr>
-          <w:rFonts w:ascii="Calibri" w:eastAsia="Calibri" w:hAnsi="Calibri" w:cs="Calibri"/>
-          <w:b/>
-          <w:bCs/>
-          <w:color w:val="1A1A1A"/>
-          <w:sz w:val="22"/>
-          <w:szCs w:val="22"/>
-        </w:rPr>
-        <w:t>Technology without Humanity is a Bane</w:t>
-      </w:r>
-      <w:r>
-        <w:rPr>
-          <w:rFonts w:ascii="Calibri" w:eastAsia="Calibri" w:hAnsi="Calibri" w:cs="Calibri"/>
-          <w:i/>
-          <w:iCs/>
-          <w:color w:val="444444"/>
-        </w:rPr>
-        <w:t xml:space="preserve"> </w:t>
-      </w:r>
-      <w:r>
-        <w:rPr>
-          <w:rFonts w:ascii="Calibri" w:eastAsia="Calibri" w:hAnsi="Calibri" w:cs="Calibri"/>
-          <w:i/>
-          <w:iCs/>
-          <w:color w:val="444444"/>
-        </w:rPr>
-        <w:tab/>
-        <w:t>06 March 2026</w:t>
-      </w:r>
-    </w:p>
-    <w:p>
-      <w:pPr>
-        <w:spacing w:after="60"/>
-      </w:pPr>
-      <w:r>
-        <w:rPr>
-          <w:rFonts w:ascii="Calibri" w:eastAsia="Calibri" w:hAnsi="Calibri" w:cs="Calibri"/>
-          <w:i/>
-          <w:iCs/>
-          <w:color w:val="444444"/>
-        </w:rPr>
-        <w:t>Knowledge Nexus Forum — Session 1</w:t>
-      </w:r>
-    </w:p>
-    <w:p>
-      <w:pPr>
-        <w:tabs>
-          <w:tab w:val="right" w:pos="10080"/>
-        </w:tabs>
-        <w:spacing w:before="140" w:after="20"/>
-      </w:pPr>
-      <w:r>
-        <w:rPr>
-          <w:rFonts w:ascii="Calibri" w:eastAsia="Calibri" w:hAnsi="Calibri" w:cs="Calibri"/>
-          <w:b/>
-          <w:bCs/>
-          <w:color w:val="1A1A1A"/>
-          <w:sz w:val="22"/>
-          <w:szCs w:val="22"/>
-        </w:rPr>
-        <w:t>Virtual Museum Visit</w:t>
-      </w:r>
-      <w:r>
-        <w:rPr>
-          <w:rFonts w:ascii="Calibri" w:eastAsia="Calibri" w:hAnsi="Calibri" w:cs="Calibri"/>
-          <w:i/>
-          <w:iCs/>
-          <w:color w:val="444444"/>
-        </w:rPr>
-        <w:t xml:space="preserve"> </w:t>
-      </w:r>
-      <w:r>
-        <w:rPr>
-          <w:rFonts w:ascii="Calibri" w:eastAsia="Calibri" w:hAnsi="Calibri" w:cs="Calibri"/>
-          <w:i/>
-          <w:iCs/>
-          <w:color w:val="444444"/>
-        </w:rPr>
-        <w:tab/>
-        <w:t>13 March 2026</w:t>
-      </w:r>
-    </w:p>
-    <w:p>
-      <w:pPr>
-        <w:spacing w:after="60"/>
-      </w:pPr>
-      <w:r>
-        <w:rPr>
-          <w:rFonts w:ascii="Calibri" w:eastAsia="Calibri" w:hAnsi="Calibri" w:cs="Calibri"/>
-          <w:i/>
-          <w:iCs/>
-          <w:color w:val="444444"/>
-        </w:rPr>
-        <w:t>Knowledge Nexus Forum — Session 2; presented methodology for virtual galleries and immersive simulations in remote arts education.</w:t>
-      </w:r>
-    </w:p>
-    <w:p>
-      <w:pPr>
-        <w:tabs>
-          <w:tab w:val="right" w:pos="10080"/>
-        </w:tabs>
-        <w:spacing w:before="140" w:after="20"/>
-      </w:pPr>
-      <w:r>
-        <w:rPr>
-          <w:rFonts w:ascii="Calibri" w:eastAsia="Calibri" w:hAnsi="Calibri" w:cs="Calibri"/>
-          <w:b/>
-          <w:bCs/>
-          <w:color w:val="1A1A1A"/>
-          <w:sz w:val="22"/>
-          <w:szCs w:val="22"/>
-        </w:rPr>
-        <w:t>Harry Potter Theme Literary Festival</w:t>
-      </w:r>
-      <w:r>
-        <w:rPr>
-          <w:rFonts w:ascii="Calibri" w:eastAsia="Calibri" w:hAnsi="Calibri" w:cs="Calibri"/>
-          <w:i/>
-          <w:iCs/>
-          <w:color w:val="444444"/>
-        </w:rPr>
-        <w:t xml:space="preserve"> </w:t>
-      </w:r>
-      <w:r>
-        <w:rPr>
-          <w:rFonts w:ascii="Calibri" w:eastAsia="Calibri" w:hAnsi="Calibri" w:cs="Calibri"/>
-          <w:i/>
-          <w:iCs/>
-          <w:color w:val="444444"/>
-        </w:rPr>
-        <w:tab/>
-        <w:t>08 May 2026</w:t>
-      </w:r>
-    </w:p>
-    <w:p>
-      <w:pPr>
-        <w:spacing w:after="60"/>
-      </w:pPr>
-      <w:r>
-        <w:rPr>
-          <w:rFonts w:ascii="Calibri" w:eastAsia="Calibri" w:hAnsi="Calibri" w:cs="Calibri"/>
-          <w:i/>
-          <w:iCs/>
-          <w:color w:val="444444"/>
-        </w:rPr>
-        <w:t>Chaired steering committee for a student literature exhibition; successfully organized.</w:t>
-      </w:r>
-    </w:p>
-    <w:p>
-      <w:pPr>
-        <w:pBdr>
-          <w:bottom w:val="single" w:sz="8" w:space="2" w:color="1A1A1A"/>
-        </w:pBdr>
-        <w:spacing w:before="260" w:after="100"/>
-      </w:pPr>
-      <w:r>
-        <w:rPr>
-          <w:rFonts w:ascii="Calibri" w:eastAsia="Calibri" w:hAnsi="Calibri" w:cs="Calibri"/>
-          <w:b/>
-          <w:bCs/>
-          <w:color w:val="1A1A1A"/>
-          <w:sz w:val="22"/>
-          <w:szCs w:val="22"/>
-        </w:rPr>
-        <w:t>PATENTS</w:t>
-      </w:r>
-    </w:p>
-    <w:p>
-      <w:pPr>
-        <w:tabs>
-          <w:tab w:val="right" w:pos="10080"/>
-        </w:tabs>
-        <w:spacing w:before="140" w:after="20"/>
-      </w:pPr>
-      <w:r>
-        <w:rPr>
-          <w:rFonts w:ascii="Calibri" w:eastAsia="Calibri" w:hAnsi="Calibri" w:cs="Calibri"/>
-          <w:b/>
-          <w:bCs/>
-          <w:color w:val="1A1A1A"/>
-          <w:sz w:val="22"/>
-          <w:szCs w:val="22"/>
-        </w:rPr>
-        <w:t>Webtoon Relaxation Theory</w:t>
-      </w:r>
-      <w:r>
-        <w:rPr>
-          <w:rFonts w:ascii="Calibri" w:eastAsia="Calibri" w:hAnsi="Calibri" w:cs="Calibri"/>
-          <w:i/>
-          <w:iCs/>
-          <w:color w:val="444444"/>
-        </w:rPr>
-        <w:t xml:space="preserve"> </w:t>
-      </w:r>
-      <w:r>
-        <w:rPr>
-          <w:rFonts w:ascii="Calibri" w:eastAsia="Calibri" w:hAnsi="Calibri" w:cs="Calibri"/>
-          <w:i/>
-          <w:iCs/>
-          <w:color w:val="444444"/>
-        </w:rPr>
-        <w:tab/>
-        <w:t>Filed</w:t>
-      </w:r>
-    </w:p>
-    <w:p>
-      <w:pPr>
-        <w:spacing w:after="100"/>
-      </w:pPr>
-      <w:r>
-        <w:rPr>
-          <w:rFonts w:ascii="Calibri" w:eastAsia="Calibri" w:hAnsi="Calibri" w:cs="Calibri"/>
-          <w:color w:val="222222"/>
-          <w:sz w:val="21"/>
-          <w:szCs w:val="21"/>
-        </w:rPr>
-        <w:t>Patent study on digital media consumption relaxation theory, mapping cognitive breaks during vertical scrolling cycles. e-Stamp Patent Agent Form-26 Authorisation Certificate filed in connection with academic research scholar proceedings.</w:t>
-      </w:r>
-    </w:p>
-    <w:p>
-      <w:pPr>
-        <w:pBdr>
-          <w:bottom w:val="single" w:sz="8" w:space="2" w:color="1A1A1A"/>
-        </w:pBdr>
-        <w:spacing w:before="260" w:after="100"/>
-      </w:pPr>
-      <w:r>
-        <w:rPr>
-          <w:rFonts w:ascii="Calibri" w:eastAsia="Calibri" w:hAnsi="Calibri" w:cs="Calibri"/>
-          <w:b/>
-          <w:bCs/>
-          <w:color w:val="1A1A1A"/>
-          <w:sz w:val="22"/>
-          <w:szCs w:val="22"/>
-        </w:rPr>
-        <w:t>CREATIVE WRITING &amp; PUBLICATIONS (BOOKS)</w:t>
-      </w:r>
-    </w:p>
-    <w:p>
-      <w:pPr>
-        <w:tabs>
-          <w:tab w:val="right" w:pos="10080"/>
-        </w:tabs>
-        <w:spacing w:before="140" w:after="20"/>
-      </w:pPr>
-      <w:r>
-        <w:rPr>
-          <w:rFonts w:ascii="Calibri" w:eastAsia="Calibri" w:hAnsi="Calibri" w:cs="Calibri"/>
-          <w:b/>
-          <w:bCs/>
-          <w:color w:val="1A1A1A"/>
-          <w:sz w:val="22"/>
-          <w:szCs w:val="22"/>
-        </w:rPr>
-        <w:t>Whispers Between — Poetry Collection</w:t>
-      </w:r>
-      <w:r>
-        <w:rPr>
-          <w:rFonts w:ascii="Calibri" w:eastAsia="Calibri" w:hAnsi="Calibri" w:cs="Calibri"/>
-          <w:i/>
-          <w:iCs/>
-          <w:color w:val="444444"/>
-        </w:rPr>
-        <w:t xml:space="preserve"> </w:t>
-      </w:r>
-      <w:r>
-        <w:rPr>
-          <w:rFonts w:ascii="Calibri" w:eastAsia="Calibri" w:hAnsi="Calibri" w:cs="Calibri"/>
-          <w:i/>
-          <w:iCs/>
-          <w:color w:val="444444"/>
-        </w:rPr>
-        <w:tab/>
-        <w:t>Published</w:t>
-      </w:r>
-    </w:p>
-    <w:p>
-      <w:pPr>
-        <w:spacing w:after="100"/>
-      </w:pPr>
-      <w:r>
-        <w:rPr>
-          <w:rFonts w:ascii="Calibri" w:eastAsia="Calibri" w:hAnsi="Calibri" w:cs="Calibri"/>
-          <w:color w:val="222222"/>
-          <w:sz w:val="21"/>
-          <w:szCs w:val="21"/>
-        </w:rPr>
-        <w:t>A collection of poems exploring resilience, love, longing, healing, and self-discovery. Available on Amazon Kindle.</w:t>
-      </w:r>
-    </w:p>
-    <w:p>
-      <w:pPr>
-        <w:tabs>
-          <w:tab w:val="right" w:pos="10080"/>
-        </w:tabs>
-        <w:spacing w:before="140" w:after="20"/>
-      </w:pPr>
-      <w:r>
-        <w:rPr>
-          <w:rFonts w:ascii="Calibri" w:eastAsia="Calibri" w:hAnsi="Calibri" w:cs="Calibri"/>
-          <w:b/>
-          <w:bCs/>
-          <w:color w:val="1A1A1A"/>
-          <w:sz w:val="22"/>
-          <w:szCs w:val="22"/>
-        </w:rPr>
-        <w:t>On the Way to Go — Short Story</w:t>
-      </w:r>
-      <w:r>
-        <w:rPr>
-          <w:rFonts w:ascii="Calibri" w:eastAsia="Calibri" w:hAnsi="Calibri" w:cs="Calibri"/>
-          <w:i/>
-          <w:iCs/>
-          <w:color w:val="444444"/>
-        </w:rPr>
-        <w:t xml:space="preserve"> </w:t>
-      </w:r>
-      <w:r>
-        <w:rPr>
-          <w:rFonts w:ascii="Calibri" w:eastAsia="Calibri" w:hAnsi="Calibri" w:cs="Calibri"/>
-          <w:i/>
-          <w:iCs/>
-          <w:color w:val="444444"/>
-        </w:rPr>
-        <w:tab/>
-      </w:r>
-      <w:proofErr w:type="gramStart"/>
-      <w:r>
-        <w:rPr>
-          <w:rFonts w:ascii="Calibri" w:eastAsia="Calibri" w:hAnsi="Calibri" w:cs="Calibri"/>
-          <w:i/>
-          <w:iCs/>
-          <w:color w:val="444444"/>
-        </w:rPr>
-        <w:t>In</w:t>
-      </w:r>
-      <w:proofErr w:type="gramEnd"/>
-      <w:r>
-        <w:rPr>
-          <w:rFonts w:ascii="Calibri" w:eastAsia="Calibri" w:hAnsi="Calibri" w:cs="Calibri"/>
-          <w:i/>
-          <w:iCs/>
-          <w:color w:val="444444"/>
-        </w:rPr>
-        <w:t xml:space="preserve"> Progress</w:t>
-      </w:r>
-    </w:p>
-    <w:p>
-      <w:pPr>
-        <w:spacing w:after="100"/>
-      </w:pPr>
-      <w:r>
-        <w:rPr>
-          <w:rFonts w:ascii="Calibri" w:eastAsia="Calibri" w:hAnsi="Calibri" w:cs="Calibri"/>
-          <w:color w:val="222222"/>
-          <w:sz w:val="21"/>
-          <w:szCs w:val="21"/>
-        </w:rPr>
-        <w:t>A reflective short story exploring choices, uncertainty, courage, resilience, and personal transformation.</w:t>
-      </w:r>
-    </w:p>
-    <w:p>
-      <w:pPr>
-        <w:pBdr>
-          <w:bottom w:val="single" w:sz="8" w:space="2" w:color="1A1A1A"/>
-        </w:pBdr>
-        <w:spacing w:before="260" w:after="100"/>
-      </w:pPr>
-      <w:r>
-        <w:rPr>
-          <w:rFonts w:ascii="Calibri" w:eastAsia="Calibri" w:hAnsi="Calibri" w:cs="Calibri"/>
-          <w:b/>
-          <w:bCs/>
-          <w:color w:val="1A1A1A"/>
-          <w:sz w:val="22"/>
-          <w:szCs w:val="22"/>
-        </w:rPr>
-        <w:t>CORE SKILLS &amp; AREAS OF EXPERTISE</w:t>
+        <w:t>Creative Writing: Poetry, Short Fiction, Narrative Craft</w:t>
       </w:r>
     </w:p>
     <w:p>
@@ -1471,108 +1316,12 @@
           <w:sz w:val="21"/>
           <w:szCs w:val="21"/>
         </w:rPr>
-        <w:t>Literary Research &amp; Critical Analysis: Narrative Ethics, Literary Theory, Cultural Studies, Media Studies</w:t>
-      </w:r>
-    </w:p>
-    <w:p>
-      <w:pPr>
-        <w:pStyle w:val="ListParagraph"/>
-        <w:numPr>
-          <w:ilvl w:val="0"/>
-          <w:numId w:val="1"/>
-        </w:numPr>
-        <w:spacing w:after="60"/>
-      </w:pPr>
-      <w:r>
-        <w:rPr>
-          <w:rFonts w:ascii="Calibri" w:eastAsia="Calibri" w:hAnsi="Calibri" w:cs="Calibri"/>
-          <w:color w:val="222222"/>
-          <w:sz w:val="21"/>
-          <w:szCs w:val="21"/>
-        </w:rPr>
-        <w:t>Digital Humanities: Transmedia Storytelling, Digital Literature, Webtoons, Hallyu Studies, AI in Literature</w:t>
-      </w:r>
-    </w:p>
-    <w:p>
-      <w:pPr>
-        <w:pStyle w:val="ListParagraph"/>
-        <w:numPr>
-          <w:ilvl w:val="0"/>
-          <w:numId w:val="1"/>
-        </w:numPr>
-        <w:spacing w:after="60"/>
-      </w:pPr>
-      <w:r>
-        <w:rPr>
-          <w:rFonts w:ascii="Calibri" w:eastAsia="Calibri" w:hAnsi="Calibri" w:cs="Calibri"/>
-          <w:color w:val="222222"/>
-          <w:sz w:val="21"/>
-          <w:szCs w:val="21"/>
-        </w:rPr>
-        <w:t>Academic Writing: Journal Articles, Book Chapters, Conference Papers, Peer Review</w:t>
-      </w:r>
-    </w:p>
-    <w:p>
-      <w:pPr>
-        <w:pStyle w:val="ListParagraph"/>
-        <w:numPr>
-          <w:ilvl w:val="0"/>
-          <w:numId w:val="1"/>
-        </w:numPr>
-        <w:spacing w:after="60"/>
-      </w:pPr>
-      <w:r>
-        <w:rPr>
-          <w:rFonts w:ascii="Calibri" w:eastAsia="Calibri" w:hAnsi="Calibri" w:cs="Calibri"/>
-          <w:color w:val="222222"/>
-          <w:sz w:val="21"/>
-          <w:szCs w:val="21"/>
-        </w:rPr>
-        <w:t>Teaching &amp; Mentoring: English Literature Instruction, Language Training, Student Mentoring, Curriculum Delivery</w:t>
-      </w:r>
-    </w:p>
-    <w:p>
-      <w:pPr>
-        <w:pStyle w:val="ListParagraph"/>
-        <w:numPr>
-          <w:ilvl w:val="0"/>
-          <w:numId w:val="1"/>
-        </w:numPr>
-        <w:spacing w:after="60"/>
-      </w:pPr>
-      <w:r>
-        <w:rPr>
-          <w:rFonts w:ascii="Calibri" w:eastAsia="Calibri" w:hAnsi="Calibri" w:cs="Calibri"/>
-          <w:color w:val="222222"/>
-          <w:sz w:val="21"/>
-          <w:szCs w:val="21"/>
-        </w:rPr>
-        <w:t>Creative Writing: Poetry, Short Fiction, Narrative Craft</w:t>
-      </w:r>
-    </w:p>
-    <w:p>
-      <w:pPr>
-        <w:pStyle w:val="ListParagraph"/>
-        <w:numPr>
-          <w:ilvl w:val="0"/>
-          <w:numId w:val="1"/>
-        </w:numPr>
-        <w:spacing w:after="60"/>
-      </w:pPr>
-      <w:r>
-        <w:rPr>
-          <w:rFonts w:ascii="Calibri" w:eastAsia="Calibri" w:hAnsi="Calibri" w:cs="Calibri"/>
-          <w:color w:val="222222"/>
-          <w:sz w:val="21"/>
-          <w:szCs w:val="21"/>
-        </w:rPr>
-        <w:lastRenderedPageBreak/>
         <w:t>Event &amp; Academic Coordination: Conference Presentation, Literary Festival Organization, Workshop Facilitation</w:t>
       </w:r>
     </w:p>
     <w:sectPr>
       <w:pgSz w:w="12240" w:h="15840"/>
-      <w:pgMar w:top="720" w:right="900" w:bottom="720" w:left="900" w:header="708" w:footer="708" w:gutter="0"/>
+      <w:pgMar w:top="993" w:right="900" w:bottom="851" w:left="900" w:header="708" w:footer="708" w:gutter="0"/>
       <w:cols w:space="720"/>
       <w:docGrid w:linePitch="360"/>
     </w:sectPr>
@@ -2069,6 +1818,7 @@
   <w:style w:type="paragraph" w:default="1" w:styleId="Normal">
     <w:name w:val="Normal"/>
     <w:qFormat/>
+    <w:rsid w:val="00DB7B7E"/>
   </w:style>
   <w:style w:type="paragraph" w:styleId="Heading1">
     <w:name w:val="heading 1"/>

--- a/assets/Brundavanam_P_ATS_Resume.docx
+++ b/assets/Brundavanam_P_ATS_Resume.docx
@@ -132,47 +132,7 @@
           <w:sz w:val="19"/>
           <w:szCs w:val="19"/>
         </w:rPr>
-        <w:t xml:space="preserve">Chennai, </w:t>
-      </w:r>
-      <w:proofErr w:type="gramStart"/>
-      <w:r>
-        <w:rPr>
-          <w:rFonts w:ascii="Calibri" w:eastAsia="Calibri" w:hAnsi="Calibri" w:cs="Calibri"/>
-          <w:color w:val="333333"/>
-          <w:sz w:val="19"/>
-          <w:szCs w:val="19"/>
-        </w:rPr>
-        <w:t>India  |</w:t>
-      </w:r>
-      <w:proofErr w:type="gramEnd"/>
-      <w:r>
-        <w:rPr>
-          <w:rFonts w:ascii="Calibri" w:eastAsia="Calibri" w:hAnsi="Calibri" w:cs="Calibri"/>
-          <w:color w:val="333333"/>
-          <w:sz w:val="19"/>
-          <w:szCs w:val="19"/>
-        </w:rPr>
-        <w:t xml:space="preserve">  +91 81482 </w:t>
-      </w:r>
-      <w:proofErr w:type="gramStart"/>
-      <w:r>
-        <w:rPr>
-          <w:rFonts w:ascii="Calibri" w:eastAsia="Calibri" w:hAnsi="Calibri" w:cs="Calibri"/>
-          <w:color w:val="333333"/>
-          <w:sz w:val="19"/>
-          <w:szCs w:val="19"/>
-        </w:rPr>
-        <w:t>63733  |</w:t>
-      </w:r>
-      <w:proofErr w:type="gramEnd"/>
-      <w:r>
-        <w:rPr>
-          <w:rFonts w:ascii="Calibri" w:eastAsia="Calibri" w:hAnsi="Calibri" w:cs="Calibri"/>
-          <w:color w:val="333333"/>
-          <w:sz w:val="19"/>
-          <w:szCs w:val="19"/>
-        </w:rPr>
-        <w:t xml:space="preserve">  </w:t>
+        <w:t xml:space="preserve">Chennai, India  |  +91 81482 63733  |  </w:t>
       </w:r>
       <w:hyperlink r:id="rId6" w:history="1">
         <w:r>
@@ -320,45 +280,7 @@
           <w:sz w:val="21"/>
           <w:szCs w:val="21"/>
         </w:rPr>
-        <w:t xml:space="preserve">Ph.D. Research Scholar in English Literature with experience in teaching, academic research, and creative writing. Worked as an Assistant Professor of English and served as a Library </w:t>
-      </w:r>
-      <w:proofErr w:type="gramStart"/>
-      <w:r>
-        <w:rPr>
-          <w:rFonts w:ascii="Calibri" w:eastAsia="Calibri" w:hAnsi="Calibri" w:cs="Calibri"/>
-          <w:color w:val="222222"/>
-          <w:sz w:val="21"/>
-          <w:szCs w:val="21"/>
-        </w:rPr>
-        <w:t>Coordinator</w:t>
-      </w:r>
-      <w:r>
-        <w:rPr>
-          <w:rFonts w:ascii="Calibri" w:eastAsia="Calibri" w:hAnsi="Calibri" w:cs="Calibri"/>
-          <w:color w:val="222222"/>
-          <w:sz w:val="21"/>
-          <w:szCs w:val="21"/>
-        </w:rPr>
-        <w:t xml:space="preserve"> </w:t>
-      </w:r>
-      <w:r>
-        <w:rPr>
-          <w:rFonts w:ascii="Calibri" w:eastAsia="Calibri" w:hAnsi="Calibri" w:cs="Calibri"/>
-          <w:color w:val="222222"/>
-          <w:sz w:val="21"/>
-          <w:szCs w:val="21"/>
-        </w:rPr>
-        <w:t>,</w:t>
-      </w:r>
-      <w:proofErr w:type="gramEnd"/>
-      <w:r>
-        <w:rPr>
-          <w:rFonts w:ascii="Calibri" w:eastAsia="Calibri" w:hAnsi="Calibri" w:cs="Calibri"/>
-          <w:color w:val="222222"/>
-          <w:sz w:val="21"/>
-          <w:szCs w:val="21"/>
-        </w:rPr>
-        <w:t xml:space="preserve"> contributing to academic and institutional activities. Experienced in teaching literature and language-related subjects, research, student engagement, and academic coordination. Interested in contemporary literature, digital storytelling, Korean webtoons, and emerging literary forms. A passionate researcher, writer, and poet with strong communication, analytical, and creative skills.</w:t>
+        <w:t>I am a Ph.D. Research Scholar in English Literature with a research focus on contemporary Korean literature, Korean webtoons, digital literature, and digital storytelling. My academic interests extend to Digital Humanities, Artificial Intelligence, Computational Literary Studies, and the relationship between literature and emerging technologies. I am particularly interested in developing interdisciplinary research that connects literary studies with computing and human-centred innovation. My research includes the development of Webtoon Relaxation Theory (WRT) and a related patent application, alongside publications, conference presentations, and creative writing. My long-term goal is to contribute to innovative research at the intersection of literature, technology, AI, and digital culture.</w:t>
       </w:r>
     </w:p>
     <w:p>
@@ -878,6 +800,7 @@
           <w:sz w:val="21"/>
           <w:szCs w:val="21"/>
         </w:rPr>
+        <w:lastRenderedPageBreak/>
         <w:t>Investigates virtual facial customization, cosmetic validation dynamics, and perfectionism in webtoon rendering mechanics.</w:t>
       </w:r>
     </w:p>
@@ -897,7 +820,6 @@
           <w:sz w:val="22"/>
           <w:szCs w:val="22"/>
         </w:rPr>
-        <w:lastRenderedPageBreak/>
         <w:t>CONFERENCES &amp; ACADEMIC PRESENTATIONS</w:t>
       </w:r>
     </w:p>
@@ -1188,26 +1110,7 @@
           <w:color w:val="444444"/>
         </w:rPr>
         <w:tab/>
-      </w:r>
-      <w:proofErr w:type="gramStart"/>
-      <w:r>
-        <w:rPr>
-          <w:rFonts w:ascii="Calibri" w:eastAsia="Calibri" w:hAnsi="Calibri" w:cs="Calibri"/>
-          <w:i/>
-          <w:iCs/>
-          <w:color w:val="444444"/>
-        </w:rPr>
-        <w:t>In</w:t>
-      </w:r>
-      <w:proofErr w:type="gramEnd"/>
-      <w:r>
-        <w:rPr>
-          <w:rFonts w:ascii="Calibri" w:eastAsia="Calibri" w:hAnsi="Calibri" w:cs="Calibri"/>
-          <w:i/>
-          <w:iCs/>
-          <w:color w:val="444444"/>
-        </w:rPr>
-        <w:t xml:space="preserve"> Progress</w:t>
+        <w:t>In Progress</w:t>
       </w:r>
     </w:p>
     <w:p>
@@ -1318,6 +1221,12 @@
         </w:rPr>
         <w:t>Event &amp; Academic Coordination: Conference Presentation, Literary Festival Organization, Workshop Facilitation</w:t>
       </w:r>
+    </w:p>
+    <w:p>
+      <w:pPr>
+        <w:spacing w:after="60"/>
+        <w:ind w:left="360"/>
+      </w:pPr>
     </w:p>
     <w:sectPr>
       <w:pgSz w:w="12240" w:h="15840"/>
